--- a/프로그램 자료/intern-documents/docs_output/samples/w4d3/word/권미정/workflow_news.docx
+++ b/프로그램 자료/intern-documents/docs_output/samples/w4d3/word/권미정/workflow_news.docx
@@ -5,156 +5,62 @@
     <w:p>
       <w:pPr>
         <w:pStyle w:val="Heading1"/>
-        <w:spacing w:after="120" w:before="240"/>
-      </w:pPr>
-      <w:r>
-        <w:rPr>
-          <w:rFonts w:ascii="Arial" w:cs="Arial" w:eastAsia="Arial" w:hAnsi="Arial"/>
+      </w:pPr>
+      <w:r>
+        <w:t xml:space="preserve">뉴스 브리핑 워크플로우 — W4D3</w:t>
+      </w:r>
+    </w:p>
+    <w:p>
+      <w:pPr>
+        <w:spacing w:after="100"/>
+      </w:pPr>
+      <w:r>
+        <w:rPr>
           <w:b/>
           <w:bCs/>
-          <w:color w:val="2E74B5"/>
-          <w:sz w:val="32"/>
-          <w:szCs w:val="32"/>
-        </w:rPr>
-        <w:t xml:space="preserve">뉴스 브리핑 워크플로우</w:t>
-      </w:r>
-    </w:p>
-    <w:p>
-      <w:pPr>
-        <w:spacing w:after="60"/>
-      </w:pPr>
-      <w:r>
-        <w:rPr>
-          <w:rFonts w:ascii="Arial" w:cs="Arial" w:eastAsia="Arial" w:hAnsi="Arial"/>
+        </w:rPr>
+        <w:t xml:space="preserve">날짜: 2026-05-06  |  작성자: 권미정  |  일정: W4D3 — 오픈클로 템플릿·워크플로우 설계</w:t>
+      </w:r>
+    </w:p>
+    <w:p>
+      <w:r>
+        <w:t xml:space="preserve"/>
+      </w:r>
+    </w:p>
+    <w:p>
+      <w:pPr>
+        <w:pStyle w:val="Heading2"/>
+      </w:pPr>
+      <w:r>
+        <w:t xml:space="preserve">워크플로우 개요</w:t>
+      </w:r>
+    </w:p>
+    <w:p>
+      <w:pPr>
+        <w:spacing w:after="100"/>
+      </w:pPr>
+      <w:r>
+        <w:t xml:space="preserve">목적: AI·마케팅·데이터 분야 뉴스를 매일 자동 수집·요약하여 Looker Studio 대시보드 트렌드 분석에 활용</w:t>
+      </w:r>
+    </w:p>
+    <w:p>
+      <w:pPr>
+        <w:spacing w:after="100"/>
+      </w:pPr>
+      <w:r>
+        <w:t xml:space="preserve">트리거: 매일 07:00 (스케줄)</w:t>
+      </w:r>
+    </w:p>
+    <w:p>
+      <w:pPr>
+        <w:spacing w:after="100"/>
+      </w:pPr>
+      <w:r>
+        <w:rPr>
           <w:b/>
           <w:bCs/>
-          <w:i w:val="false"/>
-          <w:iCs w:val="false"/>
-          <w:color w:val="000000"/>
-          <w:sz w:val="22"/>
-          <w:szCs w:val="22"/>
-        </w:rPr>
-        <w:t xml:space="preserve">작성일: </w:t>
-      </w:r>
-      <w:r>
-        <w:rPr>
-          <w:rFonts w:ascii="Arial" w:cs="Arial" w:eastAsia="Arial" w:hAnsi="Arial"/>
-          <w:b w:val="false"/>
-          <w:bCs w:val="false"/>
-          <w:i w:val="false"/>
-          <w:iCs w:val="false"/>
-          <w:color w:val="000000"/>
-          <w:sz w:val="22"/>
-          <w:szCs w:val="22"/>
-        </w:rPr>
-        <w:t xml:space="preserve">2026-05-06 (수)</w:t>
-      </w:r>
-    </w:p>
-    <w:p>
-      <w:pPr>
-        <w:spacing w:after="60"/>
-      </w:pPr>
-      <w:r>
-        <w:rPr>
-          <w:rFonts w:ascii="Arial" w:cs="Arial" w:eastAsia="Arial" w:hAnsi="Arial"/>
-          <w:b/>
-          <w:bCs/>
-          <w:i w:val="false"/>
-          <w:iCs w:val="false"/>
-          <w:color w:val="000000"/>
-          <w:sz w:val="22"/>
-          <w:szCs w:val="22"/>
-        </w:rPr>
-        <w:t xml:space="preserve">인턴: </w:t>
-      </w:r>
-      <w:r>
-        <w:rPr>
-          <w:rFonts w:ascii="Arial" w:cs="Arial" w:eastAsia="Arial" w:hAnsi="Arial"/>
-          <w:b w:val="false"/>
-          <w:bCs w:val="false"/>
-          <w:i/>
-          <w:iCs/>
-          <w:color w:val="000000"/>
-          <w:sz w:val="22"/>
-          <w:szCs w:val="22"/>
-        </w:rPr>
-        <w:t xml:space="preserve">권미정</w:t>
-      </w:r>
-    </w:p>
-    <w:p>
-      <w:pPr>
-        <w:spacing w:after="60"/>
-      </w:pPr>
-      <w:r>
-        <w:rPr>
-          <w:rFonts w:ascii="Arial" w:cs="Arial" w:eastAsia="Arial" w:hAnsi="Arial"/>
-          <w:b/>
-          <w:bCs/>
-          <w:i w:val="false"/>
-          <w:iCs w:val="false"/>
-          <w:color w:val="000000"/>
-          <w:sz w:val="22"/>
-          <w:szCs w:val="22"/>
-        </w:rPr>
-        <w:t xml:space="preserve">일정: </w:t>
-      </w:r>
-      <w:r>
-        <w:rPr>
-          <w:rFonts w:ascii="Arial" w:cs="Arial" w:eastAsia="Arial" w:hAnsi="Arial"/>
-          <w:b w:val="false"/>
-          <w:bCs w:val="false"/>
-          <w:i w:val="false"/>
-          <w:iCs w:val="false"/>
-          <w:color w:val="000000"/>
-          <w:sz w:val="22"/>
-          <w:szCs w:val="22"/>
-        </w:rPr>
-        <w:t xml:space="preserve">W4D3 — 오픈클로 템플릿·워크플로우 설계</w:t>
-      </w:r>
-    </w:p>
-    <w:p>
-      <w:pPr>
-        <w:spacing w:after="100"/>
-      </w:pPr>
-    </w:p>
-    <w:p>
-      <w:pPr>
-        <w:spacing w:after="60"/>
-      </w:pPr>
-      <w:r>
-        <w:rPr>
-          <w:rFonts w:ascii="Arial" w:cs="Arial" w:eastAsia="Arial" w:hAnsi="Arial"/>
-          <w:b w:val="false"/>
-          <w:bCs w:val="false"/>
-          <w:i/>
-          <w:iCs/>
-          <w:color w:val="666666"/>
-          <w:sz w:val="22"/>
-          <w:szCs w:val="22"/>
-        </w:rPr>
-        <w:t xml:space="preserve">매일 07:00 트리거 → RSS 수집 → Cowork 요약 → 이메일 저장 자동화 설계</w:t>
-      </w:r>
-    </w:p>
-    <w:p>
-      <w:pPr>
-        <w:spacing w:after="100"/>
-      </w:pPr>
-    </w:p>
-    <w:p>
-      <w:pPr>
-        <w:pStyle w:val="Heading2"/>
-        <w:spacing w:after="80" w:before="180"/>
-      </w:pPr>
-      <w:r>
-        <w:rPr>
-          <w:rFonts w:ascii="Arial" w:cs="Arial" w:eastAsia="Arial" w:hAnsi="Arial"/>
-          <w:b/>
-          <w:bCs/>
-          <w:color w:val="2E74B5"/>
-          <w:sz w:val="26"/>
-          <w:szCs w:val="26"/>
-        </w:rPr>
-        <w:t xml:space="preserve">1. 워크플로우 개요</w:t>
+        </w:rPr>
+        <w:t xml:space="preserve">흐름:</w:t>
       </w:r>
     </w:p>
     <w:p>
@@ -167,17 +73,7 @@
         <w:spacing w:after="60"/>
       </w:pPr>
       <w:r>
-        <w:rPr>
-          <w:rFonts w:ascii="Arial" w:cs="Arial" w:eastAsia="Arial" w:hAnsi="Arial"/>
-          <w:b w:val="false"/>
-          <w:bCs w:val="false"/>
-          <w:i w:val="false"/>
-          <w:iCs w:val="false"/>
-          <w:color w:val="000000"/>
-          <w:sz w:val="22"/>
-          <w:szCs w:val="22"/>
-        </w:rPr>
-        <w:t xml:space="preserve">목적: 매일 AI/정책 관련 뉴스를 자동으로 수집·요약하여 이메일로 수신</w:t>
+        <w:t xml:space="preserve">RSS 피드 수집 — `config/news_keywords.json`에서 'AI', 'GA4', '데이터 분석', '마케팅 자동화' 키워드 로드</w:t>
       </w:r>
     </w:p>
     <w:p>
@@ -190,38 +86,7 @@
         <w:spacing w:after="60"/>
       </w:pPr>
       <w:r>
-        <w:rPr>
-          <w:rFonts w:ascii="Arial" w:cs="Arial" w:eastAsia="Arial" w:hAnsi="Arial"/>
-          <w:b w:val="false"/>
-          <w:bCs w:val="false"/>
-          <w:i w:val="false"/>
-          <w:iCs w:val="false"/>
-          <w:color w:val="000000"/>
-          <w:sz w:val="22"/>
-          <w:szCs w:val="22"/>
-        </w:rPr>
-        <w:t xml:space="preserve">트리거: 매일 07:00 (스케줄)</w:t>
-      </w:r>
-    </w:p>
-    <w:p>
-      <w:pPr>
-        <w:spacing w:after="100"/>
-      </w:pPr>
-    </w:p>
-    <w:p>
-      <w:pPr>
-        <w:pStyle w:val="Heading3"/>
-        <w:spacing w:after="60" w:before="140"/>
-      </w:pPr>
-      <w:r>
-        <w:rPr>
-          <w:rFonts w:ascii="Arial" w:cs="Arial" w:eastAsia="Arial" w:hAnsi="Arial"/>
-          <w:b/>
-          <w:bCs/>
-          <w:sz w:val="24"/>
-          <w:szCs w:val="24"/>
-        </w:rPr>
-        <w:t xml:space="preserve">흐름</w:t>
+        <w:t xml:space="preserve">제목+본문 앞 300자를 Cowork에 전달</w:t>
       </w:r>
     </w:p>
     <w:p>
@@ -229,22 +94,12 @@
         <w:pStyle w:val="ListParagraph"/>
         <w:numPr>
           <w:ilvl w:val="0"/>
-          <w:numId w:val="3"/>
+          <w:numId w:val="2"/>
         </w:numPr>
         <w:spacing w:after="60"/>
       </w:pPr>
       <w:r>
-        <w:rPr>
-          <w:rFonts w:ascii="Arial" w:cs="Arial" w:eastAsia="Arial" w:hAnsi="Arial"/>
-          <w:b w:val="false"/>
-          <w:bCs w:val="false"/>
-          <w:i w:val="false"/>
-          <w:iCs w:val="false"/>
-          <w:color w:val="000000"/>
-          <w:sz w:val="22"/>
-          <w:szCs w:val="22"/>
-        </w:rPr>
-        <w:t xml:space="preserve">RSS 피드 수집 (config/news_keywords.json 참조)</w:t>
+        <w:t xml:space="preserve">Cowork: '2~3줄 한국어 요약, 핵심 수치·지표 유지, 마케팅 임팩트 관점으로 정리' 프롬프트</w:t>
       </w:r>
     </w:p>
     <w:p>
@@ -252,22 +107,12 @@
         <w:pStyle w:val="ListParagraph"/>
         <w:numPr>
           <w:ilvl w:val="0"/>
-          <w:numId w:val="3"/>
+          <w:numId w:val="2"/>
         </w:numPr>
         <w:spacing w:after="60"/>
       </w:pPr>
       <w:r>
-        <w:rPr>
-          <w:rFonts w:ascii="Arial" w:cs="Arial" w:eastAsia="Arial" w:hAnsi="Arial"/>
-          <w:b w:val="false"/>
-          <w:bCs w:val="false"/>
-          <w:i w:val="false"/>
-          <w:iCs w:val="false"/>
-          <w:color w:val="000000"/>
-          <w:sz w:val="22"/>
-          <w:szCs w:val="22"/>
-        </w:rPr>
-        <w:t xml:space="preserve">제목+본문 앞부분을 Cowork에 전달</w:t>
+        <w:t xml:space="preserve">결과를 `reports/news_YYYY-MM-DD.md` 저장 + Google Sheets `뉴스로그` 시트에 append</w:t>
       </w:r>
     </w:p>
     <w:p>
@@ -275,319 +120,344 @@
         <w:pStyle w:val="ListParagraph"/>
         <w:numPr>
           <w:ilvl w:val="0"/>
-          <w:numId w:val="3"/>
+          <w:numId w:val="2"/>
         </w:numPr>
         <w:spacing w:after="60"/>
       </w:pPr>
       <w:r>
-        <w:rPr>
-          <w:rFonts w:ascii="Arial" w:cs="Arial" w:eastAsia="Arial" w:hAnsi="Arial"/>
-          <w:b w:val="false"/>
-          <w:bCs w:val="false"/>
-          <w:i w:val="false"/>
-          <w:iCs w:val="false"/>
-          <w:color w:val="000000"/>
-          <w:sz w:val="22"/>
-          <w:szCs w:val="22"/>
-        </w:rPr>
-        <w:t xml:space="preserve">Cowork: '2~3줄 한국어 요약, 핵심 수치 유지' 프롬프트</w:t>
-      </w:r>
-    </w:p>
-    <w:p>
-      <w:pPr>
-        <w:pStyle w:val="ListParagraph"/>
-        <w:numPr>
-          <w:ilvl w:val="0"/>
-          <w:numId w:val="3"/>
-        </w:numPr>
-        <w:spacing w:after="60"/>
-      </w:pPr>
-      <w:r>
-        <w:rPr>
-          <w:rFonts w:ascii="Arial" w:cs="Arial" w:eastAsia="Arial" w:hAnsi="Arial"/>
-          <w:b w:val="false"/>
-          <w:bCs w:val="false"/>
-          <w:i w:val="false"/>
-          <w:iCs w:val="false"/>
-          <w:color w:val="000000"/>
-          <w:sz w:val="22"/>
-          <w:szCs w:val="22"/>
-        </w:rPr>
-        <w:t xml:space="preserve">결과를 reports/news_YYYY-MM-DD.md 저장</w:t>
-      </w:r>
-    </w:p>
-    <w:p>
-      <w:pPr>
-        <w:pStyle w:val="ListParagraph"/>
-        <w:numPr>
-          <w:ilvl w:val="0"/>
-          <w:numId w:val="3"/>
-        </w:numPr>
-        <w:spacing w:after="60"/>
-      </w:pPr>
-      <w:r>
-        <w:rPr>
-          <w:rFonts w:ascii="Arial" w:cs="Arial" w:eastAsia="Arial" w:hAnsi="Arial"/>
-          <w:b w:val="false"/>
-          <w:bCs w:val="false"/>
-          <w:i w:val="false"/>
-          <w:iCs w:val="false"/>
-          <w:color w:val="000000"/>
-          <w:sz w:val="22"/>
-          <w:szCs w:val="22"/>
-        </w:rPr>
-        <w:t xml:space="preserve">이메일 발송 (수동 검토 후)</w:t>
-      </w:r>
-    </w:p>
-    <w:p>
-      <w:pPr>
-        <w:spacing w:after="100"/>
-      </w:pPr>
+        <w:t xml:space="preserve">Looker Studio 데이터 소스 자동 갱신 → 주간 트렌드 차트 업데이트</w:t>
+      </w:r>
+    </w:p>
+    <w:p>
+      <w:r>
+        <w:t xml:space="preserve"/>
+      </w:r>
     </w:p>
     <w:p>
       <w:pPr>
         <w:pStyle w:val="Heading2"/>
-        <w:spacing w:after="80" w:before="180"/>
-      </w:pPr>
-      <w:r>
-        <w:rPr>
-          <w:rFonts w:ascii="Arial" w:cs="Arial" w:eastAsia="Arial" w:hAnsi="Arial"/>
-          <w:b/>
-          <w:bCs/>
-          <w:color w:val="2E74B5"/>
-          <w:sz w:val="26"/>
-          <w:szCs w:val="26"/>
-        </w:rPr>
-        <w:t xml:space="preserve">2. 입력 스키마</w:t>
-      </w:r>
-    </w:p>
-    <w:p>
-      <w:pPr>
-        <w:shd w:fill="F4F4F4" w:val="clear"/>
-        <w:spacing w:after="20"/>
-      </w:pPr>
-      <w:r>
-        <w:rPr>
-          <w:rFonts w:ascii="Courier New" w:cs="Courier New" w:eastAsia="Courier New" w:hAnsi="Courier New"/>
-          <w:color w:val="333333"/>
-          <w:sz w:val="18"/>
-          <w:szCs w:val="18"/>
+      </w:pPr>
+      <w:r>
+        <w:t xml:space="preserve">입력 스키마</w:t>
+      </w:r>
+    </w:p>
+    <w:p>
+      <w:pPr>
+        <w:pBdr>
+          <w:left w:val="single" w:color="AAAAAA" w:sz="6"/>
+        </w:pBdr>
+        <w:shd w:fill="F5F5F5" w:val="clear"/>
+        <w:spacing w:after="30"/>
+      </w:pPr>
+      <w:r>
+        <w:rPr>
+          <w:rFonts w:ascii="Courier New" w:cs="Courier New" w:eastAsia="Courier New" w:hAnsi="Courier New"/>
+          <w:color w:val="333333"/>
+          <w:sz w:val="20"/>
+          <w:szCs w:val="20"/>
         </w:rPr>
         <w:t xml:space="preserve">{</w:t>
       </w:r>
     </w:p>
     <w:p>
       <w:pPr>
-        <w:shd w:fill="F4F4F4" w:val="clear"/>
-        <w:spacing w:after="20"/>
-      </w:pPr>
-      <w:r>
-        <w:rPr>
-          <w:rFonts w:ascii="Courier New" w:cs="Courier New" w:eastAsia="Courier New" w:hAnsi="Courier New"/>
-          <w:color w:val="333333"/>
-          <w:sz w:val="18"/>
-          <w:szCs w:val="18"/>
+        <w:pBdr>
+          <w:left w:val="single" w:color="AAAAAA" w:sz="6"/>
+        </w:pBdr>
+        <w:shd w:fill="F5F5F5" w:val="clear"/>
+        <w:spacing w:after="30"/>
+      </w:pPr>
+      <w:r>
+        <w:rPr>
+          <w:rFonts w:ascii="Courier New" w:cs="Courier New" w:eastAsia="Courier New" w:hAnsi="Courier New"/>
+          <w:color w:val="333333"/>
+          <w:sz w:val="20"/>
+          <w:szCs w:val="20"/>
         </w:rPr>
         <w:t xml:space="preserve">  "date": "2026-05-06",</w:t>
       </w:r>
     </w:p>
     <w:p>
       <w:pPr>
-        <w:shd w:fill="F4F4F4" w:val="clear"/>
-        <w:spacing w:after="20"/>
-      </w:pPr>
-      <w:r>
-        <w:rPr>
-          <w:rFonts w:ascii="Courier New" w:cs="Courier New" w:eastAsia="Courier New" w:hAnsi="Courier New"/>
-          <w:color w:val="333333"/>
-          <w:sz w:val="18"/>
-          <w:szCs w:val="18"/>
-        </w:rPr>
-        <w:t xml:space="preserve">  "keywords": ["AI", "LLM", "정책", "자동화"],</w:t>
-      </w:r>
-    </w:p>
-    <w:p>
-      <w:pPr>
-        <w:shd w:fill="F4F4F4" w:val="clear"/>
-        <w:spacing w:after="20"/>
-      </w:pPr>
-      <w:r>
-        <w:rPr>
-          <w:rFonts w:ascii="Courier New" w:cs="Courier New" w:eastAsia="Courier New" w:hAnsi="Courier New"/>
-          <w:color w:val="333333"/>
-          <w:sz w:val="18"/>
-          <w:szCs w:val="18"/>
+        <w:pBdr>
+          <w:left w:val="single" w:color="AAAAAA" w:sz="6"/>
+        </w:pBdr>
+        <w:shd w:fill="F5F5F5" w:val="clear"/>
+        <w:spacing w:after="30"/>
+      </w:pPr>
+      <w:r>
+        <w:rPr>
+          <w:rFonts w:ascii="Courier New" w:cs="Courier New" w:eastAsia="Courier New" w:hAnsi="Courier New"/>
+          <w:color w:val="333333"/>
+          <w:sz w:val="20"/>
+          <w:szCs w:val="20"/>
+        </w:rPr>
+        <w:t xml:space="preserve">  "keywords": ["AI", "GA4", "LLM", "마케팅 자동화", "데이터 분석"],</w:t>
+      </w:r>
+    </w:p>
+    <w:p>
+      <w:pPr>
+        <w:pBdr>
+          <w:left w:val="single" w:color="AAAAAA" w:sz="6"/>
+        </w:pBdr>
+        <w:shd w:fill="F5F5F5" w:val="clear"/>
+        <w:spacing w:after="30"/>
+      </w:pPr>
+      <w:r>
+        <w:rPr>
+          <w:rFonts w:ascii="Courier New" w:cs="Courier New" w:eastAsia="Courier New" w:hAnsi="Courier New"/>
+          <w:color w:val="333333"/>
+          <w:sz w:val="20"/>
+          <w:szCs w:val="20"/>
         </w:rPr>
         <w:t xml:space="preserve">  "max_articles": 5,</w:t>
       </w:r>
     </w:p>
     <w:p>
       <w:pPr>
-        <w:shd w:fill="F4F4F4" w:val="clear"/>
-        <w:spacing w:after="20"/>
-      </w:pPr>
-      <w:r>
-        <w:rPr>
-          <w:rFonts w:ascii="Courier New" w:cs="Courier New" w:eastAsia="Courier New" w:hAnsi="Courier New"/>
-          <w:color w:val="333333"/>
-          <w:sz w:val="18"/>
-          <w:szCs w:val="18"/>
-        </w:rPr>
-        <w:t xml:space="preserve">  "summary_length": "2-3줄"</w:t>
-      </w:r>
-    </w:p>
-    <w:p>
-      <w:pPr>
-        <w:shd w:fill="F4F4F4" w:val="clear"/>
-        <w:spacing w:after="20"/>
-      </w:pPr>
-      <w:r>
-        <w:rPr>
-          <w:rFonts w:ascii="Courier New" w:cs="Courier New" w:eastAsia="Courier New" w:hAnsi="Courier New"/>
-          <w:color w:val="333333"/>
-          <w:sz w:val="18"/>
-          <w:szCs w:val="18"/>
+        <w:pBdr>
+          <w:left w:val="single" w:color="AAAAAA" w:sz="6"/>
+        </w:pBdr>
+        <w:shd w:fill="F5F5F5" w:val="clear"/>
+        <w:spacing w:after="30"/>
+      </w:pPr>
+      <w:r>
+        <w:rPr>
+          <w:rFonts w:ascii="Courier New" w:cs="Courier New" w:eastAsia="Courier New" w:hAnsi="Courier New"/>
+          <w:color w:val="333333"/>
+          <w:sz w:val="20"/>
+          <w:szCs w:val="20"/>
+        </w:rPr>
+        <w:t xml:space="preserve">  "summary_length": "2-3줄",</w:t>
+      </w:r>
+    </w:p>
+    <w:p>
+      <w:pPr>
+        <w:pBdr>
+          <w:left w:val="single" w:color="AAAAAA" w:sz="6"/>
+        </w:pBdr>
+        <w:shd w:fill="F5F5F5" w:val="clear"/>
+        <w:spacing w:after="30"/>
+      </w:pPr>
+      <w:r>
+        <w:rPr>
+          <w:rFonts w:ascii="Courier New" w:cs="Courier New" w:eastAsia="Courier New" w:hAnsi="Courier New"/>
+          <w:color w:val="333333"/>
+          <w:sz w:val="20"/>
+          <w:szCs w:val="20"/>
+        </w:rPr>
+        <w:t xml:space="preserve">  "focus": "마케팅·비즈니스 임팩트 관점",</w:t>
+      </w:r>
+    </w:p>
+    <w:p>
+      <w:pPr>
+        <w:pBdr>
+          <w:left w:val="single" w:color="AAAAAA" w:sz="6"/>
+        </w:pBdr>
+        <w:shd w:fill="F5F5F5" w:val="clear"/>
+        <w:spacing w:after="30"/>
+      </w:pPr>
+      <w:r>
+        <w:rPr>
+          <w:rFonts w:ascii="Courier New" w:cs="Courier New" w:eastAsia="Courier New" w:hAnsi="Courier New"/>
+          <w:color w:val="333333"/>
+          <w:sz w:val="20"/>
+          <w:szCs w:val="20"/>
+        </w:rPr>
+        <w:t xml:space="preserve">  "output_sheet": "뉴스로그",</w:t>
+      </w:r>
+    </w:p>
+    <w:p>
+      <w:pPr>
+        <w:pBdr>
+          <w:left w:val="single" w:color="AAAAAA" w:sz="6"/>
+        </w:pBdr>
+        <w:shd w:fill="F5F5F5" w:val="clear"/>
+        <w:spacing w:after="30"/>
+      </w:pPr>
+      <w:r>
+        <w:rPr>
+          <w:rFonts w:ascii="Courier New" w:cs="Courier New" w:eastAsia="Courier New" w:hAnsi="Courier New"/>
+          <w:color w:val="333333"/>
+          <w:sz w:val="20"/>
+          <w:szCs w:val="20"/>
+        </w:rPr>
+        <w:t xml:space="preserve">  "looker_refresh": true</w:t>
+      </w:r>
+    </w:p>
+    <w:p>
+      <w:pPr>
+        <w:pBdr>
+          <w:left w:val="single" w:color="AAAAAA" w:sz="6"/>
+        </w:pBdr>
+        <w:shd w:fill="F5F5F5" w:val="clear"/>
+        <w:spacing w:after="30"/>
+      </w:pPr>
+      <w:r>
+        <w:rPr>
+          <w:rFonts w:ascii="Courier New" w:cs="Courier New" w:eastAsia="Courier New" w:hAnsi="Courier New"/>
+          <w:color w:val="333333"/>
+          <w:sz w:val="20"/>
+          <w:szCs w:val="20"/>
         </w:rPr>
         <w:t xml:space="preserve">}</w:t>
       </w:r>
     </w:p>
     <w:p>
-      <w:pPr>
-        <w:spacing w:after="100"/>
-      </w:pPr>
+      <w:r>
+        <w:t xml:space="preserve"/>
+      </w:r>
     </w:p>
     <w:p>
       <w:pPr>
         <w:pStyle w:val="Heading2"/>
-        <w:spacing w:after="80" w:before="180"/>
-      </w:pPr>
-      <w:r>
-        <w:rPr>
-          <w:rFonts w:ascii="Arial" w:cs="Arial" w:eastAsia="Arial" w:hAnsi="Arial"/>
-          <w:b/>
-          <w:bCs/>
-          <w:color w:val="2E74B5"/>
-          <w:sz w:val="26"/>
-          <w:szCs w:val="26"/>
-        </w:rPr>
-        <w:t xml:space="preserve">3. Cowork 프롬프트</w:t>
-      </w:r>
-    </w:p>
-    <w:p>
-      <w:pPr>
-        <w:shd w:fill="F4F4F4" w:val="clear"/>
-        <w:spacing w:after="20"/>
-      </w:pPr>
-      <w:r>
-        <w:rPr>
-          <w:rFonts w:ascii="Courier New" w:cs="Courier New" w:eastAsia="Courier New" w:hAnsi="Courier New"/>
-          <w:color w:val="333333"/>
-          <w:sz w:val="18"/>
-          <w:szCs w:val="18"/>
+      </w:pPr>
+      <w:r>
+        <w:t xml:space="preserve">Cowork 프롬프트</w:t>
+      </w:r>
+    </w:p>
+    <w:p>
+      <w:pPr>
+        <w:pBdr>
+          <w:left w:val="single" w:color="AAAAAA" w:sz="6"/>
+        </w:pBdr>
+        <w:shd w:fill="F5F5F5" w:val="clear"/>
+        <w:spacing w:after="30"/>
+      </w:pPr>
+      <w:r>
+        <w:rPr>
+          <w:rFonts w:ascii="Courier New" w:cs="Courier New" w:eastAsia="Courier New" w:hAnsi="Courier New"/>
+          <w:color w:val="333333"/>
+          <w:sz w:val="20"/>
+          <w:szCs w:val="20"/>
         </w:rPr>
         <w:t xml:space="preserve">다음 뉴스 기사를 2~3줄로 요약하세요.</w:t>
       </w:r>
     </w:p>
     <w:p>
       <w:pPr>
-        <w:shd w:fill="F4F4F4" w:val="clear"/>
-        <w:spacing w:after="20"/>
-      </w:pPr>
-      <w:r>
-        <w:rPr>
-          <w:rFonts w:ascii="Courier New" w:cs="Courier New" w:eastAsia="Courier New" w:hAnsi="Courier New"/>
-          <w:color w:val="333333"/>
-          <w:sz w:val="18"/>
-          <w:szCs w:val="18"/>
-        </w:rPr>
-        <w:t xml:space="preserve">- 핵심 사실과 숫자는 그대로 유지</w:t>
-      </w:r>
-    </w:p>
-    <w:p>
-      <w:pPr>
-        <w:shd w:fill="F4F4F4" w:val="clear"/>
-        <w:spacing w:after="20"/>
-      </w:pPr>
-      <w:r>
-        <w:rPr>
-          <w:rFonts w:ascii="Courier New" w:cs="Courier New" w:eastAsia="Courier New" w:hAnsi="Courier New"/>
-          <w:color w:val="333333"/>
-          <w:sz w:val="18"/>
-          <w:szCs w:val="18"/>
+        <w:pBdr>
+          <w:left w:val="single" w:color="AAAAAA" w:sz="6"/>
+        </w:pBdr>
+        <w:shd w:fill="F5F5F5" w:val="clear"/>
+        <w:spacing w:after="30"/>
+      </w:pPr>
+      <w:r>
+        <w:rPr>
+          <w:rFonts w:ascii="Courier New" w:cs="Courier New" w:eastAsia="Courier New" w:hAnsi="Courier New"/>
+          <w:color w:val="333333"/>
+          <w:sz w:val="20"/>
+          <w:szCs w:val="20"/>
+        </w:rPr>
+        <w:t xml:space="preserve">- 핵심 수치와 지표(전환율, MAU, ROAS 등)는 그대로 유지</w:t>
+      </w:r>
+    </w:p>
+    <w:p>
+      <w:pPr>
+        <w:pBdr>
+          <w:left w:val="single" w:color="AAAAAA" w:sz="6"/>
+        </w:pBdr>
+        <w:shd w:fill="F5F5F5" w:val="clear"/>
+        <w:spacing w:after="30"/>
+      </w:pPr>
+      <w:r>
+        <w:rPr>
+          <w:rFonts w:ascii="Courier New" w:cs="Courier New" w:eastAsia="Courier New" w:hAnsi="Courier New"/>
+          <w:color w:val="333333"/>
+          <w:sz w:val="20"/>
+          <w:szCs w:val="20"/>
+        </w:rPr>
+        <w:t xml:space="preserve">- 마케팅·비즈니스 임팩트 관점에서 의미를 한 줄 추가</w:t>
+      </w:r>
+    </w:p>
+    <w:p>
+      <w:pPr>
+        <w:pBdr>
+          <w:left w:val="single" w:color="AAAAAA" w:sz="6"/>
+        </w:pBdr>
+        <w:shd w:fill="F5F5F5" w:val="clear"/>
+        <w:spacing w:after="30"/>
+      </w:pPr>
+      <w:r>
+        <w:rPr>
+          <w:rFonts w:ascii="Courier New" w:cs="Courier New" w:eastAsia="Courier New" w:hAnsi="Courier New"/>
+          <w:color w:val="333333"/>
+          <w:sz w:val="20"/>
+          <w:szCs w:val="20"/>
         </w:rPr>
         <w:t xml:space="preserve">- 출처(매체명)를 첫 줄에 표기</w:t>
       </w:r>
     </w:p>
     <w:p>
       <w:pPr>
-        <w:shd w:fill="F4F4F4" w:val="clear"/>
-        <w:spacing w:after="20"/>
-      </w:pPr>
-      <w:r>
-        <w:rPr>
-          <w:rFonts w:ascii="Courier New" w:cs="Courier New" w:eastAsia="Courier New" w:hAnsi="Courier New"/>
-          <w:color w:val="333333"/>
-          <w:sz w:val="18"/>
-          <w:szCs w:val="18"/>
+        <w:pBdr>
+          <w:left w:val="single" w:color="AAAAAA" w:sz="6"/>
+        </w:pBdr>
+        <w:shd w:fill="F5F5F5" w:val="clear"/>
+        <w:spacing w:after="30"/>
+      </w:pPr>
+      <w:r>
+        <w:rPr>
+          <w:rFonts w:ascii="Courier New" w:cs="Courier New" w:eastAsia="Courier New" w:hAnsi="Courier New"/>
+          <w:color w:val="333333"/>
+          <w:sz w:val="20"/>
+          <w:szCs w:val="20"/>
         </w:rPr>
         <w:t xml:space="preserve">- 한국어, 짧고 명확하게</w:t>
       </w:r>
     </w:p>
     <w:p>
       <w:pPr>
-        <w:shd w:fill="F4F4F4" w:val="clear"/>
-        <w:spacing w:after="20"/>
-      </w:pPr>
-      <w:r>
-        <w:rPr>
-          <w:rFonts w:ascii="Courier New" w:cs="Courier New" w:eastAsia="Courier New" w:hAnsi="Courier New"/>
-          <w:color w:val="333333"/>
-          <w:sz w:val="18"/>
-          <w:szCs w:val="18"/>
+        <w:pBdr>
+          <w:left w:val="single" w:color="AAAAAA" w:sz="6"/>
+        </w:pBdr>
+        <w:shd w:fill="F5F5F5" w:val="clear"/>
+        <w:spacing w:after="30"/>
+      </w:pPr>
+      <w:r>
+        <w:rPr>
+          <w:rFonts w:ascii="Courier New" w:cs="Courier New" w:eastAsia="Courier New" w:hAnsi="Courier New"/>
+          <w:color w:val="333333"/>
+          <w:sz w:val="20"/>
+          <w:szCs w:val="20"/>
         </w:rPr>
         <w:t xml:space="preserve"/>
       </w:r>
     </w:p>
     <w:p>
       <w:pPr>
-        <w:shd w:fill="F4F4F4" w:val="clear"/>
-        <w:spacing w:after="20"/>
-      </w:pPr>
-      <w:r>
-        <w:rPr>
-          <w:rFonts w:ascii="Courier New" w:cs="Courier New" w:eastAsia="Courier New" w:hAnsi="Courier New"/>
-          <w:color w:val="333333"/>
-          <w:sz w:val="18"/>
-          <w:szCs w:val="18"/>
+        <w:pBdr>
+          <w:left w:val="single" w:color="AAAAAA" w:sz="6"/>
+        </w:pBdr>
+        <w:shd w:fill="F5F5F5" w:val="clear"/>
+        <w:spacing w:after="30"/>
+      </w:pPr>
+      <w:r>
+        <w:rPr>
+          <w:rFonts w:ascii="Courier New" w:cs="Courier New" w:eastAsia="Courier New" w:hAnsi="Courier New"/>
+          <w:color w:val="333333"/>
+          <w:sz w:val="20"/>
+          <w:szCs w:val="20"/>
         </w:rPr>
         <w:t xml:space="preserve">기사: {article_text}</w:t>
       </w:r>
     </w:p>
     <w:p>
-      <w:pPr>
-        <w:spacing w:after="100"/>
-      </w:pPr>
+      <w:r>
+        <w:t xml:space="preserve"/>
+      </w:r>
     </w:p>
     <w:p>
       <w:pPr>
         <w:pStyle w:val="Heading2"/>
-        <w:spacing w:after="80" w:before="180"/>
-      </w:pPr>
-      <w:r>
-        <w:rPr>
-          <w:rFonts w:ascii="Arial" w:cs="Arial" w:eastAsia="Arial" w:hAnsi="Arial"/>
-          <w:b/>
-          <w:bCs/>
-          <w:color w:val="2E74B5"/>
-          <w:sz w:val="26"/>
-          <w:szCs w:val="26"/>
-        </w:rPr>
-        <w:t xml:space="preserve">4. 오류 처리</w:t>
+      </w:pPr>
+      <w:r>
+        <w:t xml:space="preserve">오류 처리</w:t>
       </w:r>
     </w:p>
     <w:tbl>
       <w:tblPr>
-        <w:tblW w:type="dxa" w:w="9600"/>
+        <w:tblW w:type="dxa" w:w="9360"/>
         <w:tblBorders>
           <w:top w:val="single" w:color="auto" w:sz="4"/>
           <w:left w:val="single" w:color="auto" w:sz="4"/>
@@ -598,42 +468,33 @@
         </w:tblBorders>
       </w:tblPr>
       <w:tblGrid>
-        <w:gridCol w:w="3600"/>
-        <w:gridCol w:w="6000"/>
+        <w:gridCol w:w="3120"/>
+        <w:gridCol w:w="6240"/>
       </w:tblGrid>
       <w:tr>
-        <w:trPr>
-          <w:tblHeader/>
-        </w:trPr>
         <w:tc>
           <w:tcPr>
-            <w:tcW w:type="dxa" w:w="3600"/>
             <w:tcBorders>
               <w:top w:val="single" w:color="CCCCCC" w:sz="1"/>
               <w:left w:val="single" w:color="CCCCCC" w:sz="1"/>
               <w:bottom w:val="single" w:color="CCCCCC" w:sz="1"/>
               <w:right w:val="single" w:color="CCCCCC" w:sz="1"/>
             </w:tcBorders>
-            <w:shd w:fill="D5E8F0" w:val="clear"/>
+            <w:shd w:fill="E8F0FB" w:val="clear"/>
             <w:tcMar>
               <w:top w:type="dxa" w:w="80"/>
               <w:left w:type="dxa" w:w="120"/>
               <w:bottom w:type="dxa" w:w="80"/>
               <w:right w:type="dxa" w:w="120"/>
             </w:tcMar>
+            <w:vAlign w:val="center"/>
           </w:tcPr>
           <w:p>
-            <w:pPr>
-              <w:spacing w:after="60"/>
-            </w:pPr>
             <w:r>
               <w:rPr>
-                <w:rFonts w:ascii="Arial" w:cs="Arial" w:eastAsia="Arial" w:hAnsi="Arial"/>
+                <w:rFonts w:ascii="맑은 고딕" w:cs="맑은 고딕" w:eastAsia="맑은 고딕" w:hAnsi="맑은 고딕"/>
                 <w:b/>
                 <w:bCs/>
-                <w:i w:val="false"/>
-                <w:iCs w:val="false"/>
-                <w:color w:val="000000"/>
                 <w:sz w:val="20"/>
                 <w:szCs w:val="20"/>
               </w:rPr>
@@ -643,33 +504,27 @@
         </w:tc>
         <w:tc>
           <w:tcPr>
-            <w:tcW w:type="dxa" w:w="6000"/>
             <w:tcBorders>
               <w:top w:val="single" w:color="CCCCCC" w:sz="1"/>
               <w:left w:val="single" w:color="CCCCCC" w:sz="1"/>
               <w:bottom w:val="single" w:color="CCCCCC" w:sz="1"/>
               <w:right w:val="single" w:color="CCCCCC" w:sz="1"/>
             </w:tcBorders>
-            <w:shd w:fill="D5E8F0" w:val="clear"/>
+            <w:shd w:fill="E8F0FB" w:val="clear"/>
             <w:tcMar>
               <w:top w:type="dxa" w:w="80"/>
               <w:left w:type="dxa" w:w="120"/>
               <w:bottom w:type="dxa" w:w="80"/>
               <w:right w:type="dxa" w:w="120"/>
             </w:tcMar>
+            <w:vAlign w:val="center"/>
           </w:tcPr>
           <w:p>
-            <w:pPr>
-              <w:spacing w:after="60"/>
-            </w:pPr>
             <w:r>
               <w:rPr>
-                <w:rFonts w:ascii="Arial" w:cs="Arial" w:eastAsia="Arial" w:hAnsi="Arial"/>
+                <w:rFonts w:ascii="맑은 고딕" w:cs="맑은 고딕" w:eastAsia="맑은 고딕" w:hAnsi="맑은 고딕"/>
                 <w:b/>
                 <w:bCs/>
-                <w:i w:val="false"/>
-                <w:iCs w:val="false"/>
-                <w:color w:val="000000"/>
                 <w:sz w:val="20"/>
                 <w:szCs w:val="20"/>
               </w:rPr>
@@ -681,7 +536,6 @@
       <w:tr>
         <w:tc>
           <w:tcPr>
-            <w:tcW w:type="dxa" w:w="3600"/>
             <w:tcBorders>
               <w:top w:val="single" w:color="CCCCCC" w:sz="1"/>
               <w:left w:val="single" w:color="CCCCCC" w:sz="1"/>
@@ -694,19 +548,14 @@
               <w:bottom w:type="dxa" w:w="80"/>
               <w:right w:type="dxa" w:w="120"/>
             </w:tcMar>
+            <w:vAlign w:val="center"/>
           </w:tcPr>
           <w:p>
-            <w:pPr>
-              <w:spacing w:after="60"/>
-            </w:pPr>
             <w:r>
               <w:rPr>
-                <w:rFonts w:ascii="Arial" w:cs="Arial" w:eastAsia="Arial" w:hAnsi="Arial"/>
+                <w:rFonts w:ascii="맑은 고딕" w:cs="맑은 고딕" w:eastAsia="맑은 고딕" w:hAnsi="맑은 고딕"/>
                 <w:b w:val="false"/>
                 <w:bCs w:val="false"/>
-                <w:i w:val="false"/>
-                <w:iCs w:val="false"/>
-                <w:color w:val="000000"/>
                 <w:sz w:val="20"/>
                 <w:szCs w:val="20"/>
               </w:rPr>
@@ -716,7 +565,6 @@
         </w:tc>
         <w:tc>
           <w:tcPr>
-            <w:tcW w:type="dxa" w:w="6000"/>
             <w:tcBorders>
               <w:top w:val="single" w:color="CCCCCC" w:sz="1"/>
               <w:left w:val="single" w:color="CCCCCC" w:sz="1"/>
@@ -729,23 +577,18 @@
               <w:bottom w:type="dxa" w:w="80"/>
               <w:right w:type="dxa" w:w="120"/>
             </w:tcMar>
+            <w:vAlign w:val="center"/>
           </w:tcPr>
           <w:p>
-            <w:pPr>
-              <w:spacing w:after="60"/>
-            </w:pPr>
             <w:r>
               <w:rPr>
-                <w:rFonts w:ascii="Arial" w:cs="Arial" w:eastAsia="Arial" w:hAnsi="Arial"/>
+                <w:rFonts w:ascii="맑은 고딕" w:cs="맑은 고딕" w:eastAsia="맑은 고딕" w:hAnsi="맑은 고딕"/>
                 <w:b w:val="false"/>
                 <w:bCs w:val="false"/>
-                <w:i w:val="false"/>
-                <w:iCs w:val="false"/>
-                <w:color w:val="000000"/>
                 <w:sz w:val="20"/>
                 <w:szCs w:val="20"/>
               </w:rPr>
-              <w:t xml:space="preserve">이전 날 캐시 사용 + Slack 알림</w:t>
+              <w:t xml:space="preserve">이전 날 캐시 사용 + Slack '#마케팅-알림' 채널 경고</w:t>
             </w:r>
           </w:p>
         </w:tc>
@@ -753,81 +596,6 @@
       <w:tr>
         <w:tc>
           <w:tcPr>
-            <w:tcW w:type="dxa" w:w="3600"/>
-            <w:tcBorders>
-              <w:top w:val="single" w:color="CCCCCC" w:sz="1"/>
-              <w:left w:val="single" w:color="CCCCCC" w:sz="1"/>
-              <w:bottom w:val="single" w:color="CCCCCC" w:sz="1"/>
-              <w:right w:val="single" w:color="CCCCCC" w:sz="1"/>
-            </w:tcBorders>
-            <w:shd w:fill="F5F5F5" w:val="clear"/>
-            <w:tcMar>
-              <w:top w:type="dxa" w:w="80"/>
-              <w:left w:type="dxa" w:w="120"/>
-              <w:bottom w:type="dxa" w:w="80"/>
-              <w:right w:type="dxa" w:w="120"/>
-            </w:tcMar>
-          </w:tcPr>
-          <w:p>
-            <w:pPr>
-              <w:spacing w:after="60"/>
-            </w:pPr>
-            <w:r>
-              <w:rPr>
-                <w:rFonts w:ascii="Arial" w:cs="Arial" w:eastAsia="Arial" w:hAnsi="Arial"/>
-                <w:b w:val="false"/>
-                <w:bCs w:val="false"/>
-                <w:i w:val="false"/>
-                <w:iCs w:val="false"/>
-                <w:color w:val="000000"/>
-                <w:sz w:val="20"/>
-                <w:szCs w:val="20"/>
-              </w:rPr>
-              <w:t xml:space="preserve">API 실패</w:t>
-            </w:r>
-          </w:p>
-        </w:tc>
-        <w:tc>
-          <w:tcPr>
-            <w:tcW w:type="dxa" w:w="6000"/>
-            <w:tcBorders>
-              <w:top w:val="single" w:color="CCCCCC" w:sz="1"/>
-              <w:left w:val="single" w:color="CCCCCC" w:sz="1"/>
-              <w:bottom w:val="single" w:color="CCCCCC" w:sz="1"/>
-              <w:right w:val="single" w:color="CCCCCC" w:sz="1"/>
-            </w:tcBorders>
-            <w:shd w:fill="F5F5F5" w:val="clear"/>
-            <w:tcMar>
-              <w:top w:type="dxa" w:w="80"/>
-              <w:left w:type="dxa" w:w="120"/>
-              <w:bottom w:type="dxa" w:w="80"/>
-              <w:right w:type="dxa" w:w="120"/>
-            </w:tcMar>
-          </w:tcPr>
-          <w:p>
-            <w:pPr>
-              <w:spacing w:after="60"/>
-            </w:pPr>
-            <w:r>
-              <w:rPr>
-                <w:rFonts w:ascii="Arial" w:cs="Arial" w:eastAsia="Arial" w:hAnsi="Arial"/>
-                <w:b w:val="false"/>
-                <w:bCs w:val="false"/>
-                <w:i w:val="false"/>
-                <w:iCs w:val="false"/>
-                <w:color w:val="000000"/>
-                <w:sz w:val="20"/>
-                <w:szCs w:val="20"/>
-              </w:rPr>
-              <w:t xml:space="preserve">제목만 수집하여 저장</w:t>
-            </w:r>
-          </w:p>
-        </w:tc>
-      </w:tr>
-      <w:tr>
-        <w:tc>
-          <w:tcPr>
-            <w:tcW w:type="dxa" w:w="3600"/>
             <w:tcBorders>
               <w:top w:val="single" w:color="CCCCCC" w:sz="1"/>
               <w:left w:val="single" w:color="CCCCCC" w:sz="1"/>
@@ -840,29 +608,23 @@
               <w:bottom w:type="dxa" w:w="80"/>
               <w:right w:type="dxa" w:w="120"/>
             </w:tcMar>
+            <w:vAlign w:val="center"/>
           </w:tcPr>
           <w:p>
-            <w:pPr>
-              <w:spacing w:after="60"/>
-            </w:pPr>
             <w:r>
               <w:rPr>
-                <w:rFonts w:ascii="Arial" w:cs="Arial" w:eastAsia="Arial" w:hAnsi="Arial"/>
+                <w:rFonts w:ascii="맑은 고딕" w:cs="맑은 고딕" w:eastAsia="맑은 고딕" w:hAnsi="맑은 고딕"/>
                 <w:b w:val="false"/>
                 <w:bCs w:val="false"/>
-                <w:i w:val="false"/>
-                <w:iCs w:val="false"/>
-                <w:color w:val="000000"/>
                 <w:sz w:val="20"/>
                 <w:szCs w:val="20"/>
               </w:rPr>
-              <w:t xml:space="preserve">키워드 매칭 0건</w:t>
+              <w:t xml:space="preserve">API 실패</w:t>
             </w:r>
           </w:p>
         </w:tc>
         <w:tc>
           <w:tcPr>
-            <w:tcW w:type="dxa" w:w="6000"/>
             <w:tcBorders>
               <w:top w:val="single" w:color="CCCCCC" w:sz="1"/>
               <w:left w:val="single" w:color="CCCCCC" w:sz="1"/>
@@ -875,48 +637,154 @@
               <w:bottom w:type="dxa" w:w="80"/>
               <w:right w:type="dxa" w:w="120"/>
             </w:tcMar>
+            <w:vAlign w:val="center"/>
           </w:tcPr>
           <w:p>
-            <w:pPr>
-              <w:spacing w:after="60"/>
-            </w:pPr>
             <w:r>
               <w:rPr>
-                <w:rFonts w:ascii="Arial" w:cs="Arial" w:eastAsia="Arial" w:hAnsi="Arial"/>
+                <w:rFonts w:ascii="맑은 고딕" w:cs="맑은 고딕" w:eastAsia="맑은 고딕" w:hAnsi="맑은 고딕"/>
                 <w:b w:val="false"/>
                 <w:bCs w:val="false"/>
-                <w:i w:val="false"/>
-                <w:iCs w:val="false"/>
-                <w:color w:val="000000"/>
                 <w:sz w:val="20"/>
                 <w:szCs w:val="20"/>
               </w:rPr>
-              <w:t xml:space="preserve">빈 리포트 + 경고 이메일</w:t>
+              <w:t xml:space="preserve">제목만 수집하여 Sheets에 '요약 실패' 플래그와 함께 저장</w:t>
+            </w:r>
+          </w:p>
+        </w:tc>
+      </w:tr>
+      <w:tr>
+        <w:tc>
+          <w:tcPr>
+            <w:tcBorders>
+              <w:top w:val="single" w:color="CCCCCC" w:sz="1"/>
+              <w:left w:val="single" w:color="CCCCCC" w:sz="1"/>
+              <w:bottom w:val="single" w:color="CCCCCC" w:sz="1"/>
+              <w:right w:val="single" w:color="CCCCCC" w:sz="1"/>
+            </w:tcBorders>
+            <w:tcMar>
+              <w:top w:type="dxa" w:w="80"/>
+              <w:left w:type="dxa" w:w="120"/>
+              <w:bottom w:type="dxa" w:w="80"/>
+              <w:right w:type="dxa" w:w="120"/>
+            </w:tcMar>
+            <w:vAlign w:val="center"/>
+          </w:tcPr>
+          <w:p>
+            <w:r>
+              <w:rPr>
+                <w:rFonts w:ascii="맑은 고딕" w:cs="맑은 고딕" w:eastAsia="맑은 고딕" w:hAnsi="맑은 고딕"/>
+                <w:b w:val="false"/>
+                <w:bCs w:val="false"/>
+                <w:sz w:val="20"/>
+                <w:szCs w:val="20"/>
+              </w:rPr>
+              <w:t xml:space="preserve">키워드 매칭 0건</w:t>
+            </w:r>
+          </w:p>
+        </w:tc>
+        <w:tc>
+          <w:tcPr>
+            <w:tcBorders>
+              <w:top w:val="single" w:color="CCCCCC" w:sz="1"/>
+              <w:left w:val="single" w:color="CCCCCC" w:sz="1"/>
+              <w:bottom w:val="single" w:color="CCCCCC" w:sz="1"/>
+              <w:right w:val="single" w:color="CCCCCC" w:sz="1"/>
+            </w:tcBorders>
+            <w:tcMar>
+              <w:top w:type="dxa" w:w="80"/>
+              <w:left w:type="dxa" w:w="120"/>
+              <w:bottom w:type="dxa" w:w="80"/>
+              <w:right w:type="dxa" w:w="120"/>
+            </w:tcMar>
+            <w:vAlign w:val="center"/>
+          </w:tcPr>
+          <w:p>
+            <w:r>
+              <w:rPr>
+                <w:rFonts w:ascii="맑은 고딕" w:cs="맑은 고딕" w:eastAsia="맑은 고딕" w:hAnsi="맑은 고딕"/>
+                <w:b w:val="false"/>
+                <w:bCs w:val="false"/>
+                <w:sz w:val="20"/>
+                <w:szCs w:val="20"/>
+              </w:rPr>
+              <w:t xml:space="preserve">빈 리포트 생성 + Looker Studio 데이터 공백 표시 + 담당자 이메일</w:t>
+            </w:r>
+          </w:p>
+        </w:tc>
+      </w:tr>
+      <w:tr>
+        <w:tc>
+          <w:tcPr>
+            <w:tcBorders>
+              <w:top w:val="single" w:color="CCCCCC" w:sz="1"/>
+              <w:left w:val="single" w:color="CCCCCC" w:sz="1"/>
+              <w:bottom w:val="single" w:color="CCCCCC" w:sz="1"/>
+              <w:right w:val="single" w:color="CCCCCC" w:sz="1"/>
+            </w:tcBorders>
+            <w:tcMar>
+              <w:top w:type="dxa" w:w="80"/>
+              <w:left w:type="dxa" w:w="120"/>
+              <w:bottom w:type="dxa" w:w="80"/>
+              <w:right w:type="dxa" w:w="120"/>
+            </w:tcMar>
+            <w:vAlign w:val="center"/>
+          </w:tcPr>
+          <w:p>
+            <w:r>
+              <w:rPr>
+                <w:rFonts w:ascii="맑은 고딕" w:cs="맑은 고딕" w:eastAsia="맑은 고딕" w:hAnsi="맑은 고딕"/>
+                <w:b w:val="false"/>
+                <w:bCs w:val="false"/>
+                <w:sz w:val="20"/>
+                <w:szCs w:val="20"/>
+              </w:rPr>
+              <w:t xml:space="preserve">Sheets 연결 오류</w:t>
+            </w:r>
+          </w:p>
+        </w:tc>
+        <w:tc>
+          <w:tcPr>
+            <w:tcBorders>
+              <w:top w:val="single" w:color="CCCCCC" w:sz="1"/>
+              <w:left w:val="single" w:color="CCCCCC" w:sz="1"/>
+              <w:bottom w:val="single" w:color="CCCCCC" w:sz="1"/>
+              <w:right w:val="single" w:color="CCCCCC" w:sz="1"/>
+            </w:tcBorders>
+            <w:tcMar>
+              <w:top w:type="dxa" w:w="80"/>
+              <w:left w:type="dxa" w:w="120"/>
+              <w:bottom w:type="dxa" w:w="80"/>
+              <w:right w:type="dxa" w:w="120"/>
+            </w:tcMar>
+            <w:vAlign w:val="center"/>
+          </w:tcPr>
+          <w:p>
+            <w:r>
+              <w:rPr>
+                <w:rFonts w:ascii="맑은 고딕" w:cs="맑은 고딕" w:eastAsia="맑은 고딕" w:hAnsi="맑은 고딕"/>
+                <w:b w:val="false"/>
+                <w:bCs w:val="false"/>
+                <w:sz w:val="20"/>
+                <w:szCs w:val="20"/>
+              </w:rPr>
+              <w:t xml:space="preserve">로컬 .md 파일로 fallback 저장, 다음 실행 시 재동기화</w:t>
             </w:r>
           </w:p>
         </w:tc>
       </w:tr>
     </w:tbl>
     <w:p>
-      <w:pPr>
-        <w:spacing w:after="100"/>
-      </w:pPr>
+      <w:r>
+        <w:t xml:space="preserve"/>
+      </w:r>
     </w:p>
     <w:p>
       <w:pPr>
         <w:pStyle w:val="Heading2"/>
-        <w:spacing w:after="80" w:before="180"/>
-      </w:pPr>
-      <w:r>
-        <w:rPr>
-          <w:rFonts w:ascii="Arial" w:cs="Arial" w:eastAsia="Arial" w:hAnsi="Arial"/>
-          <w:b/>
-          <w:bCs/>
-          <w:color w:val="2E74B5"/>
-          <w:sz w:val="26"/>
-          <w:szCs w:val="26"/>
-        </w:rPr>
-        <w:t xml:space="preserve">5. 보안</w:t>
+      </w:pPr>
+      <w:r>
+        <w:t xml:space="preserve">GA4 연동 아이디어 (권미정 추가)</w:t>
       </w:r>
     </w:p>
     <w:p>
@@ -929,17 +797,7 @@
         <w:spacing w:after="60"/>
       </w:pPr>
       <w:r>
-        <w:rPr>
-          <w:rFonts w:ascii="Arial" w:cs="Arial" w:eastAsia="Arial" w:hAnsi="Arial"/>
-          <w:b w:val="false"/>
-          <w:bCs w:val="false"/>
-          <w:i w:val="false"/>
-          <w:iCs w:val="false"/>
-          <w:color w:val="000000"/>
-          <w:sz w:val="22"/>
-          <w:szCs w:val="22"/>
-        </w:rPr>
-        <w:t xml:space="preserve">외부 공유 금지 패턴: *_internal*, *_confidential*</w:t>
+        <w:t xml:space="preserve">GA4 이상 지표(전환율 급락, 세션 스파이크) 감지 시 웹훅 트리거로 즉시 뉴스 브리핑 워크플로우 실행</w:t>
       </w:r>
     </w:p>
     <w:p>
@@ -952,22 +810,79 @@
         <w:spacing w:after="60"/>
       </w:pPr>
       <w:r>
-        <w:rPr>
-          <w:rFonts w:ascii="Arial" w:cs="Arial" w:eastAsia="Arial" w:hAnsi="Arial"/>
-          <w:b w:val="false"/>
-          <w:bCs w:val="false"/>
-          <w:i w:val="false"/>
-          <w:iCs w:val="false"/>
-          <w:color w:val="000000"/>
-          <w:sz w:val="22"/>
-          <w:szCs w:val="22"/>
-        </w:rPr>
-        <w:t xml:space="preserve">드라이브 권한: 본인 계정만 쓰기 가능</w:t>
+        <w:t xml:space="preserve">뉴스 요약과 GA4 데이터를 동일 Looker Studio 페이지에 나란히 배치하면 외부 트렌드와 내부 지표 상관관계 분석 가능</w:t>
+      </w:r>
+    </w:p>
+    <w:p>
+      <w:pPr>
+        <w:pStyle w:val="ListParagraph"/>
+        <w:numPr>
+          <w:ilvl w:val="0"/>
+          <w:numId w:val="2"/>
+        </w:numPr>
+        <w:spacing w:after="60"/>
+      </w:pPr>
+      <w:r>
+        <w:t xml:space="preserve">키워드를 Past Forward A/B 테스트 관련 용어('랜딩 페이지 최적화', '전환율')로 커스터마이징하면 경쟁사 벤치마킹에 활용 가능</w:t>
+      </w:r>
+    </w:p>
+    <w:p>
+      <w:r>
+        <w:t xml:space="preserve"/>
+      </w:r>
+    </w:p>
+    <w:p>
+      <w:pPr>
+        <w:pStyle w:val="Heading2"/>
+      </w:pPr>
+      <w:r>
+        <w:t xml:space="preserve">액션 아이템</w:t>
+      </w:r>
+    </w:p>
+    <w:p>
+      <w:pPr>
+        <w:pStyle w:val="ListParagraph"/>
+        <w:numPr>
+          <w:ilvl w:val="0"/>
+          <w:numId w:val="2"/>
+        </w:numPr>
+        <w:spacing w:after="60"/>
+      </w:pPr>
+      <w:r>
+        <w:t xml:space="preserve">keywords JSON에 'GA4 이벤트', '퍼널 최적화', 'A/B 테스트' 키워드 추가</w:t>
+      </w:r>
+    </w:p>
+    <w:p>
+      <w:pPr>
+        <w:pStyle w:val="ListParagraph"/>
+        <w:numPr>
+          <w:ilvl w:val="0"/>
+          <w:numId w:val="2"/>
+        </w:numPr>
+        <w:spacing w:after="60"/>
+      </w:pPr>
+      <w:r>
+        <w:t xml:space="preserve">Google Sheets '뉴스로그' 시트 헤더 설계: date / title / summary / source / impact_score</w:t>
+      </w:r>
+    </w:p>
+    <w:p>
+      <w:pPr>
+        <w:pStyle w:val="ListParagraph"/>
+        <w:numPr>
+          <w:ilvl w:val="0"/>
+          <w:numId w:val="2"/>
+        </w:numPr>
+        <w:spacing w:after="60"/>
+      </w:pPr>
+      <w:r>
+        <w:t xml:space="preserve">Looker Studio 데이터 소스에 뉴스로그 시트 연결 후 주간 트렌드 바 차트 생성</w:t>
       </w:r>
     </w:p>
     <w:sectPr>
+      <w:headerReference w:type="default" r:id="rId7"/>
+      <w:footerReference w:type="default" r:id="rId8"/>
       <w:pgSz w:w="11906" w:h="16838" w:orient="portrait"/>
-      <w:pgMar w:top="1440" w:right="1440" w:bottom="1440" w:left="1440" w:header="708" w:footer="708" w:gutter="0"/>
+      <w:pgMar w:top="1134" w:right="1134" w:bottom="1134" w:left="1134" w:header="708" w:footer="708" w:gutter="0"/>
       <w:pgNumType/>
       <w:docGrid w:linePitch="360"/>
     </w:sectPr>
@@ -1016,6 +931,28 @@
 </w:endnotes>
 </file>
 
+<file path=word/footer1.xml><?xml version="1.0" encoding="utf-8"?>
+<w:ftr xmlns:wpc="http://schemas.microsoft.com/office/word/2010/wordprocessingCanvas" xmlns:mc="http://schemas.openxmlformats.org/markup-compatibility/2006" xmlns:o="urn:schemas-microsoft-com:office:office" xmlns:r="http://schemas.openxmlformats.org/officeDocument/2006/relationships" xmlns:m="http://schemas.openxmlformats.org/officeDocument/2006/math" xmlns:v="urn:schemas-microsoft-com:vml" xmlns:wp14="http://schemas.microsoft.com/office/word/2010/wordprocessingDrawing" xmlns:wp="http://schemas.openxmlformats.org/drawingml/2006/wordprocessingDrawing" xmlns:w10="urn:schemas-microsoft-com:office:word" xmlns:w="http://schemas.openxmlformats.org/wordprocessingml/2006/main" xmlns:w14="http://schemas.microsoft.com/office/word/2010/wordml" xmlns:w15="http://schemas.microsoft.com/office/word/2012/wordml" xmlns:wpg="http://schemas.microsoft.com/office/word/2010/wordprocessingGroup" xmlns:wpi="http://schemas.microsoft.com/office/word/2010/wordprocessingInk" xmlns:wne="http://schemas.microsoft.com/office/word/2006/wordml" xmlns:wps="http://schemas.microsoft.com/office/word/2010/wordprocessingShape">
+  <w:p>
+    <w:pPr>
+      <w:pBdr>
+        <w:top w:val="single" w:color="CCCCCC" w:sz="4" w:space="1"/>
+      </w:pBdr>
+      <w:jc w:val="center"/>
+    </w:pPr>
+    <w:r>
+      <w:rPr>
+        <w:rFonts w:ascii="맑은 고딕" w:cs="맑은 고딕" w:eastAsia="맑은 고딕" w:hAnsi="맑은 고딕"/>
+        <w:color w:val="888888"/>
+        <w:sz w:val="18"/>
+        <w:szCs w:val="18"/>
+      </w:rPr>
+      <w:t xml:space="preserve">W4D3  |  2026-05-06  |  인턴 프로그램 — AI 업무 경험</w:t>
+    </w:r>
+  </w:p>
+</w:ftr>
+</file>
+
 <file path=word/footnotes.xml><?xml version="1.0" encoding="utf-8"?>
 <w:footnotes xmlns:wpc="http://schemas.microsoft.com/office/word/2010/wordprocessingCanvas" xmlns:mc="http://schemas.openxmlformats.org/markup-compatibility/2006" xmlns:o="urn:schemas-microsoft-com:office:office" xmlns:r="http://schemas.openxmlformats.org/officeDocument/2006/relationships" xmlns:m="http://schemas.openxmlformats.org/officeDocument/2006/math" xmlns:v="urn:schemas-microsoft-com:vml" xmlns:wp14="http://schemas.microsoft.com/office/word/2010/wordprocessingDrawing" xmlns:wp="http://schemas.openxmlformats.org/drawingml/2006/wordprocessingDrawing" xmlns:w10="urn:schemas-microsoft-com:office:word" xmlns:w="http://schemas.openxmlformats.org/wordprocessingml/2006/main" xmlns:w14="http://schemas.microsoft.com/office/word/2010/wordml" xmlns:w15="http://schemas.microsoft.com/office/word/2012/wordml" xmlns:wpg="http://schemas.microsoft.com/office/word/2010/wordprocessingGroup" xmlns:wpi="http://schemas.microsoft.com/office/word/2010/wordprocessingInk" xmlns:wne="http://schemas.microsoft.com/office/word/2006/wordml" xmlns:wps="http://schemas.microsoft.com/office/word/2010/wordprocessingShape" mc:Ignorable="w14 w15 wp14">
   <w:footnote w:type="separator" w:id="-1">
@@ -1051,6 +988,29 @@
     </w:p>
   </w:footnote>
 </w:footnotes>
+</file>
+
+<file path=word/header1.xml><?xml version="1.0" encoding="utf-8"?>
+<w:hdr xmlns:wpc="http://schemas.microsoft.com/office/word/2010/wordprocessingCanvas" xmlns:mc="http://schemas.openxmlformats.org/markup-compatibility/2006" xmlns:o="urn:schemas-microsoft-com:office:office" xmlns:r="http://schemas.openxmlformats.org/officeDocument/2006/relationships" xmlns:m="http://schemas.openxmlformats.org/officeDocument/2006/math" xmlns:v="urn:schemas-microsoft-com:vml" xmlns:wp14="http://schemas.microsoft.com/office/word/2010/wordprocessingDrawing" xmlns:wp="http://schemas.openxmlformats.org/drawingml/2006/wordprocessingDrawing" xmlns:w10="urn:schemas-microsoft-com:office:word" xmlns:w="http://schemas.openxmlformats.org/wordprocessingml/2006/main" xmlns:w14="http://schemas.microsoft.com/office/word/2010/wordml" xmlns:w15="http://schemas.microsoft.com/office/word/2012/wordml" xmlns:wpg="http://schemas.microsoft.com/office/word/2010/wordprocessingGroup" xmlns:wpi="http://schemas.microsoft.com/office/word/2010/wordprocessingInk" xmlns:wne="http://schemas.microsoft.com/office/word/2006/wordml" xmlns:wps="http://schemas.microsoft.com/office/word/2010/wordprocessingShape" xmlns:cx="http://schemas.microsoft.com/office/drawing/2014/chartex" xmlns:cx1="http://schemas.microsoft.com/office/drawing/2015/9/8/chartex" xmlns:cx2="http://schemas.microsoft.com/office/drawing/2015/10/21/chartex" xmlns:cx3="http://schemas.microsoft.com/office/drawing/2016/5/9/chartex" xmlns:cx4="http://schemas.microsoft.com/office/drawing/2016/5/10/chartex" xmlns:cx5="http://schemas.microsoft.com/office/drawing/2016/5/11/chartex" xmlns:cx6="http://schemas.microsoft.com/office/drawing/2016/5/12/chartex" xmlns:cx7="http://schemas.microsoft.com/office/drawing/2016/5/13/chartex" xmlns:cx8="http://schemas.microsoft.com/office/drawing/2016/5/14/chartex" xmlns:w16cid="http://schemas.microsoft.com/office/word/2016/wordml/cid" xmlns:w16se="http://schemas.microsoft.com/office/word/2015/wordml/symex">
+  <w:p>
+    <w:pPr>
+      <w:pBdr>
+        <w:bottom w:val="single" w:color="2E5FA3" w:sz="6" w:space="1"/>
+      </w:pBdr>
+    </w:pPr>
+    <w:r>
+      <w:rPr>
+        <w:rFonts w:ascii="맑은 고딕" w:cs="맑은 고딕" w:eastAsia="맑은 고딕" w:hAnsi="맑은 고딕"/>
+        <w:b/>
+        <w:bCs/>
+        <w:color w:val="2E5FA3"/>
+        <w:sz w:val="20"/>
+        <w:szCs w:val="20"/>
+      </w:rPr>
+      <w:t xml:space="preserve">뉴스 브리핑 워크플로우 — W4D3  |  권미정  |  2026-05-06  (W4D3)</w:t>
+    </w:r>
+  </w:p>
+</w:hdr>
 </file>
 
 <file path=word/numbering.xml><?xml version="1.0" encoding="utf-8"?>
@@ -1145,18 +1105,6 @@
       <w:start w:val="1"/>
       <w:numFmt w:val="bullet"/>
       <w:lvlText w:val="•"/>
-      <w:lvlJc w:val="left"/>
-      <w:pPr>
-        <w:ind w:left="720" w:hanging="360"/>
-      </w:pPr>
-    </w:lvl>
-  </w:abstractNum>
-  <w:abstractNum w:abstractNumId="3" w15:restartNumberingAfterBreak="0">
-    <w:multiLevelType w:val="hybridMultilevel"/>
-    <w:lvl w:ilvl="0" w15:tentative="1">
-      <w:start w:val="1"/>
-      <w:numFmt w:val="decimal"/>
-      <w:lvlText w:val="%1."/>
       <w:lvlJc w:val="left"/>
       <w:pPr>
         <w:ind w:left="720" w:hanging="360"/>
@@ -1175,12 +1123,6 @@
       <w:startOverride w:val="1"/>
     </w:lvlOverride>
   </w:num>
-  <w:num w:numId="3">
-    <w:abstractNumId w:val="3"/>
-    <w:lvlOverride w:ilvl="0">
-      <w:startOverride w:val="1"/>
-    </w:lvlOverride>
-  </w:num>
 </w:numbering>
 </file>
 
@@ -1189,7 +1131,7 @@
   <w:docDefaults>
     <w:rPrDefault>
       <w:rPr>
-        <w:rFonts w:ascii="Arial" w:cs="Arial" w:eastAsia="Arial" w:hAnsi="Arial"/>
+        <w:rFonts w:ascii="맑은 고딕" w:cs="맑은 고딕" w:eastAsia="맑은 고딕" w:hAnsi="맑은 고딕"/>
         <w:sz w:val="22"/>
         <w:szCs w:val="22"/>
       </w:rPr>
@@ -1373,16 +1315,16 @@
     <w:next w:val="Normal"/>
     <w:qFormat/>
     <w:pPr>
-      <w:spacing w:after="120" w:before="240"/>
+      <w:spacing w:after="140" w:before="280"/>
       <w:outlineLvl w:val="0"/>
     </w:pPr>
     <w:rPr>
-      <w:rFonts w:ascii="Arial" w:cs="Arial" w:eastAsia="Arial" w:hAnsi="Arial"/>
+      <w:rFonts w:ascii="맑은 고딕" w:cs="맑은 고딕" w:eastAsia="맑은 고딕" w:hAnsi="맑은 고딕"/>
       <w:b/>
       <w:bCs/>
-      <w:color w:val="2E74B5"/>
-      <w:sz w:val="32"/>
-      <w:szCs w:val="32"/>
+      <w:color w:val="2E5FA3"/>
+      <w:sz w:val="30"/>
+      <w:szCs w:val="30"/>
     </w:rPr>
   </w:style>
   <w:style w:type="paragraph" w:styleId="Heading2">
@@ -1391,14 +1333,14 @@
     <w:next w:val="Normal"/>
     <w:qFormat/>
     <w:pPr>
-      <w:spacing w:after="80" w:before="180"/>
+      <w:spacing w:after="100" w:before="200"/>
       <w:outlineLvl w:val="1"/>
     </w:pPr>
     <w:rPr>
-      <w:rFonts w:ascii="Arial" w:cs="Arial" w:eastAsia="Arial" w:hAnsi="Arial"/>
+      <w:rFonts w:ascii="맑은 고딕" w:cs="맑은 고딕" w:eastAsia="맑은 고딕" w:hAnsi="맑은 고딕"/>
       <w:b/>
       <w:bCs/>
-      <w:color w:val="2E74B5"/>
+      <w:color w:val="2E5FA3"/>
       <w:sz w:val="26"/>
       <w:szCs w:val="26"/>
     </w:rPr>
@@ -1409,13 +1351,14 @@
     <w:next w:val="Normal"/>
     <w:qFormat/>
     <w:pPr>
-      <w:spacing w:after="60" w:before="140"/>
+      <w:spacing w:after="80" w:before="160"/>
       <w:outlineLvl w:val="2"/>
     </w:pPr>
     <w:rPr>
-      <w:rFonts w:ascii="Arial" w:cs="Arial" w:eastAsia="Arial" w:hAnsi="Arial"/>
+      <w:rFonts w:ascii="맑은 고딕" w:cs="맑은 고딕" w:eastAsia="맑은 고딕" w:hAnsi="맑은 고딕"/>
       <w:b/>
       <w:bCs/>
+      <w:color w:val="444444"/>
       <w:sz w:val="24"/>
       <w:szCs w:val="24"/>
     </w:rPr>
